--- a/desktop/modelos/Laudo_Individual_Padrao.docx
+++ b/desktop/modelos/Laudo_Individual_Padrao.docx
@@ -175,15 +175,6 @@
               </w:rPr>
               <w:t xml:space="preserve">ATERRAMENTO DE MÁQUINAS </w:t>
             </w:r>
-            <w:r>
-              <w:rPr>
-                <w:rFonts w:asciiTheme="minorHAnsi" w:hAnsiTheme="minorHAnsi"/>
-                <w:b/>
-                <w:sz w:val="28"/>
-                <w:szCs w:val="22"/>
-              </w:rPr>
-              <w:t>INCUBATÓRIO IBIAÇÁ - RS</w:t>
-            </w:r>
           </w:p>
           <w:p>
             <w:pPr>
@@ -231,7 +222,7 @@
                 <w:sz w:val="28"/>
                 <w:szCs w:val="28"/>
               </w:rPr>
-              <w:t>INCUBADORA 48</w:t>
+              <w:t xml:space="preserve"> INCUBADORA 2</w:t>
             </w:r>
           </w:p>
           <w:p>
@@ -241,8 +232,8 @@
               <w:rPr>
                 <w:rFonts w:asciiTheme="minorHAnsi" w:hAnsiTheme="minorHAnsi"/>
                 <w:b/>
-                <w:sz w:val="28"/>
-                <w:szCs w:val="28"/>
+                <w:sz w:val="36"/>
+                <w:szCs w:val="36"/>
               </w:rPr>
             </w:pPr>
             <w:r>
@@ -261,20 +252,98 @@
                 <w:sz w:val="28"/>
                 <w:szCs w:val="28"/>
               </w:rPr>
-              <w:t xml:space="preserve">COOPERATIVA CENTRAL – INCUBATÓRIO IBIAÇÁ - RS </w:t>
-            </w:r>
-          </w:p>
-          <w:p>
-            <w:pPr>
-              <w:spacing w:before="80" w:after="80"/>
-              <w:jc w:val="center"/>
+              <w:t>AURORA</w:t>
+            </w:r>
+            <w:r>
               <w:rPr>
                 <w:rFonts w:asciiTheme="minorHAnsi" w:hAnsiTheme="minorHAnsi"/>
                 <w:b/>
-                <w:sz w:val="36"/>
-                <w:szCs w:val="36"/>
-              </w:rPr>
-            </w:pPr>
+                <w:sz w:val="28"/>
+                <w:szCs w:val="28"/>
+              </w:rPr>
+              <w:t xml:space="preserve"> </w:t>
+            </w:r>
+            <w:r>
+              <w:rPr>
+                <w:rFonts w:asciiTheme="minorHAnsi" w:hAnsiTheme="minorHAnsi"/>
+                <w:b/>
+                <w:sz w:val="28"/>
+                <w:szCs w:val="28"/>
+              </w:rPr>
+              <w:t xml:space="preserve">- </w:t>
+            </w:r>
+            <w:r>
+              <w:rPr>
+                <w:rFonts w:asciiTheme="minorHAnsi" w:hAnsiTheme="minorHAnsi"/>
+                <w:b/>
+                <w:sz w:val="28"/>
+                <w:szCs w:val="28"/>
+              </w:rPr>
+              <w:t>INCUBATÓRIO</w:t>
+            </w:r>
+            <w:r>
+              <w:rPr>
+                <w:rFonts w:asciiTheme="minorHAnsi" w:hAnsiTheme="minorHAnsi"/>
+                <w:b/>
+                <w:sz w:val="28"/>
+                <w:szCs w:val="28"/>
+              </w:rPr>
+              <w:t xml:space="preserve"> </w:t>
+            </w:r>
+            <w:r>
+              <w:rPr>
+                <w:rFonts w:asciiTheme="minorHAnsi" w:hAnsiTheme="minorHAnsi"/>
+                <w:b/>
+                <w:sz w:val="28"/>
+                <w:szCs w:val="28"/>
+              </w:rPr>
+              <w:t>BORMANN</w:t>
+            </w:r>
+            <w:r>
+              <w:rPr>
+                <w:rFonts w:asciiTheme="minorHAnsi" w:hAnsiTheme="minorHAnsi"/>
+                <w:b/>
+                <w:sz w:val="28"/>
+                <w:szCs w:val="28"/>
+              </w:rPr>
+              <w:t xml:space="preserve"> </w:t>
+            </w:r>
+            <w:r>
+              <w:rPr>
+                <w:rFonts w:asciiTheme="minorHAnsi" w:hAnsiTheme="minorHAnsi"/>
+                <w:b/>
+                <w:sz w:val="28"/>
+                <w:szCs w:val="28"/>
+              </w:rPr>
+              <w:t xml:space="preserve">– </w:t>
+            </w:r>
+            <w:r>
+              <w:rPr>
+                <w:rFonts w:asciiTheme="minorHAnsi" w:hAnsiTheme="minorHAnsi"/>
+                <w:b/>
+                <w:sz w:val="28"/>
+                <w:szCs w:val="28"/>
+              </w:rPr>
+              <w:t>CHAPECO</w:t>
+            </w:r>
+            <w:r>
+              <w:rPr>
+                <w:rFonts w:asciiTheme="minorHAnsi" w:hAnsiTheme="minorHAnsi"/>
+                <w:b/>
+                <w:sz w:val="28"/>
+                <w:szCs w:val="28"/>
+              </w:rPr>
+              <w:t xml:space="preserve"> </w:t>
+            </w:r>
+            <w:r>
+              <w:rPr>
+                <w:rFonts w:asciiTheme="minorHAnsi" w:hAnsiTheme="minorHAnsi"/>
+                <w:b/>
+                <w:sz w:val="28"/>
+                <w:szCs w:val="28"/>
+              </w:rPr>
+              <w:t>- SC</w:t>
+            </w:r>
           </w:p>
         </w:tc>
       </w:tr>
@@ -344,7 +413,7 @@
                 <w:sz w:val="22"/>
                 <w:szCs w:val="22"/>
               </w:rPr>
-              <w:t>0</w:t>
+              <w:t>24</w:t>
             </w:r>
             <w:r>
               <w:rPr>
@@ -352,7 +421,7 @@
                 <w:sz w:val="22"/>
                 <w:szCs w:val="22"/>
               </w:rPr>
-              <w:t>9</w:t>
+              <w:t xml:space="preserve"> de </w:t>
             </w:r>
             <w:r>
               <w:rPr>
@@ -360,15 +429,7 @@
                 <w:sz w:val="22"/>
                 <w:szCs w:val="22"/>
               </w:rPr>
-              <w:t xml:space="preserve"> de </w:t>
-            </w:r>
-            <w:r>
-              <w:rPr>
-                <w:rFonts w:asciiTheme="minorHAnsi" w:hAnsiTheme="minorHAnsi"/>
-                <w:sz w:val="22"/>
-                <w:szCs w:val="22"/>
-              </w:rPr>
-              <w:t>março</w:t>
+              <w:t>julho</w:t>
             </w:r>
             <w:r>
               <w:rPr>
@@ -1167,7 +1228,13 @@
         <w:pStyle w:val="Nord-Textos"/>
       </w:pPr>
       <w:r>
-        <w:t>Foi utilizado um miliohmímetro modelo MILLIOHM 1, fabricante Instrument, com certificado de calibração pelo fabricante na data 20/03/2025, conforme abaixo.</w:t>
+        <w:t>Foi utilizado um miliohmímetro modelo MILLIOHM 1, fabricante Instrument, com certificado de cali</w:t>
+      </w:r>
+      <w:r>
+        <w:t>bração pelo fabricante na data 30/03/2026</w:t>
+      </w:r>
+      <w:r>
+        <w:t>, conforme abaixo.</w:t>
       </w:r>
     </w:p>
     <w:tbl>
@@ -1211,7 +1278,7 @@
                 <w:noProof/>
               </w:rPr>
               <w:drawing>
-                <wp:inline distT="0" distB="0" distL="0" distR="0" wp14:anchorId="63D5B6C2" wp14:editId="18D1145C">
+                <wp:inline distT="0" distB="0" distL="0" distR="0" wp14:anchorId="63D5B6C2" wp14:editId="56E72CE3">
                   <wp:extent cx="1957536" cy="2579914"/>
                   <wp:effectExtent l="0" t="0" r="5080" b="0"/>
                   <wp:docPr id="5" name="Imagem 2" descr="NBR 5419 2015 MILLIOHM METER"/>
@@ -1281,12 +1348,12 @@
                 <w:noProof/>
               </w:rPr>
               <w:drawing>
-                <wp:inline distT="0" distB="0" distL="0" distR="0" wp14:anchorId="2806C5C5" wp14:editId="26DDE0D2">
-                  <wp:extent cx="1780867" cy="1869621"/>
-                  <wp:effectExtent l="0" t="0" r="0" b="0"/>
-                  <wp:docPr id="4" name="Imagem 4"/>
+                <wp:inline distT="0" distB="0" distL="0" distR="0" wp14:anchorId="02F32A31" wp14:editId="531D5A58">
+                  <wp:extent cx="1819275" cy="1924050"/>
+                  <wp:effectExtent l="0" t="0" r="9525" b="0"/>
+                  <wp:docPr id="9" name="Imagem 9"/>
                   <wp:cNvGraphicFramePr>
-                    <a:graphicFrameLocks xmlns:a="http://schemas.openxmlformats.org/drawingml/2006/main" noChangeAspect="1"/>
+                    <a:graphicFrameLocks xmlns:a="http://schemas.openxmlformats.org/drawingml/2006/main"/>
                   </wp:cNvGraphicFramePr>
                   <a:graphic xmlns:a="http://schemas.openxmlformats.org/drawingml/2006/main">
                     <a:graphicData uri="http://schemas.openxmlformats.org/drawingml/2006/picture">
@@ -1295,27 +1362,32 @@
                           <pic:cNvPr id="1" name=""/>
                           <pic:cNvPicPr/>
                         </pic:nvPicPr>
-                        <pic:blipFill rotWithShape="1">
-                          <a:blip r:embed="rId10"/>
-                          <a:srcRect b="4088"/>
-                          <a:stretch/>
+                        <pic:blipFill>
+                          <a:blip r:embed="rId10">
+                            <a:extLst>
+                              <a:ext uri="{BEBA8EAE-BF5A-486C-A8C5-ECC9F3942E4B}">
+                                <a14:imgProps xmlns:a14="http://schemas.microsoft.com/office/drawing/2010/main">
+                                  <a14:imgLayer r:embed="rId11">
+                                    <a14:imgEffect>
+                                      <a14:sharpenSoften amount="50000"/>
+                                    </a14:imgEffect>
+                                  </a14:imgLayer>
+                                </a14:imgProps>
+                              </a:ext>
+                            </a:extLst>
+                          </a:blip>
+                          <a:stretch>
+                            <a:fillRect/>
+                          </a:stretch>
                         </pic:blipFill>
-                        <pic:spPr bwMode="auto">
+                        <pic:spPr>
                           <a:xfrm>
                             <a:off x="0" y="0"/>
-                            <a:ext cx="1803257" cy="1893127"/>
+                            <a:ext cx="1819900" cy="1924711"/>
                           </a:xfrm>
                           <a:prstGeom prst="rect">
                             <a:avLst/>
                           </a:prstGeom>
-                          <a:ln>
-                            <a:noFill/>
-                          </a:ln>
-                          <a:extLst>
-                            <a:ext uri="{53640926-AAD7-44D8-BBD7-CCE9431645EC}">
-                              <a14:shadowObscured xmlns:a14="http://schemas.microsoft.com/office/drawing/2010/main"/>
-                            </a:ext>
-                          </a:extLst>
                         </pic:spPr>
                       </pic:pic>
                     </a:graphicData>
@@ -1815,7 +1887,7 @@
           <w:sz w:val="28"/>
           <w:szCs w:val="28"/>
         </w:rPr>
-        <w:t>57,4</w:t>
+        <w:t>289,0</w:t>
       </w:r>
       <w:r>
         <w:rPr>
@@ -1882,7 +1954,7 @@
           <w:sz w:val="28"/>
           <w:szCs w:val="28"/>
         </w:rPr>
-        <w:t>0,2</w:t>
+        <w:t>0,8</w:t>
       </w:r>
       <w:r>
         <w:rPr>
@@ -1940,7 +2012,7 @@
           <w:sz w:val="28"/>
           <w:szCs w:val="28"/>
         </w:rPr>
-        <w:t>57,2</w:t>
+        <w:t>288,2</w:t>
       </w:r>
       <w:r>
         <w:rPr>
@@ -1984,7 +2056,6 @@
       </w:pPr>
       <w:bookmarkStart w:id="18" w:name="_Toc208220911"/>
       <w:r>
-        <w:lastRenderedPageBreak/>
         <w:t>REGISTROS FOTOGRÁFICOS</w:t>
       </w:r>
       <w:bookmarkEnd w:id="17"/>
@@ -2011,7 +2082,7 @@
         </w:rPr>
         <w:drawing>
           <wp:inline distT="0" distB="0" distL="0" distR="0">
-            <wp:extent cx="3600450" cy="2880360"/>
+            <wp:extent cx="2880360" cy="3600450"/>
             <wp:effectExtent l="0" t="0" r="0" b="0"/>
             <wp:docPr id="3" name="Imagem 3"/>
             <wp:cNvGraphicFramePr/>
@@ -2020,105 +2091,6 @@
                 <pic:pic xmlns:pic="http://schemas.openxmlformats.org/drawingml/2006/picture">
                   <pic:nvPicPr>
                     <pic:cNvPr id="3" name=""/>
-                    <pic:cNvPicPr/>
-                  </pic:nvPicPr>
-                  <pic:blipFill>
-                    <a:blip r:embed="rId11" cstate="print">
-                      <a:extLst>
-                        <a:ext uri="{28A0092B-C50C-407E-A947-70E740481C1C}">
-                          <a14:useLocalDpi xmlns:a14="http://schemas.microsoft.com/office/drawing/2010/main" val="0"/>
-                        </a:ext>
-                      </a:extLst>
-                    </a:blip>
-                    <a:stretch>
-                      <a:fillRect/>
-                    </a:stretch>
-                  </pic:blipFill>
-                  <pic:spPr>
-                    <a:xfrm>
-                      <a:off x="0" y="0"/>
-                      <a:ext cx="3600450" cy="2880360"/>
-                    </a:xfrm>
-                    <a:prstGeom prst="rect">
-                      <a:avLst/>
-                    </a:prstGeom>
-                  </pic:spPr>
-                </pic:pic>
-              </a:graphicData>
-            </a:graphic>
-          </wp:inline>
-        </w:drawing>
-      </w:r>
-    </w:p>
-    <w:p>
-      <w:pPr>
-        <w:pStyle w:val="Nord-TabelaeFiguras"/>
-      </w:pPr>
-      <w:r>
-        <w:t xml:space="preserve">Figura </w:t>
-      </w:r>
-      <w:r>
-        <w:rPr>
-          <w:noProof/>
-        </w:rPr>
-        <w:fldChar w:fldCharType="begin"/>
-      </w:r>
-      <w:r>
-        <w:rPr>
-          <w:noProof/>
-        </w:rPr>
-        <w:instrText xml:space="preserve"> SEQ Figura \* ARABIC </w:instrText>
-      </w:r>
-      <w:r>
-        <w:rPr>
-          <w:noProof/>
-        </w:rPr>
-        <w:fldChar w:fldCharType="separate"/>
-      </w:r>
-      <w:r>
-        <w:rPr>
-          <w:noProof/>
-        </w:rPr>
-        <w:t>2</w:t>
-      </w:r>
-      <w:r>
-        <w:rPr>
-          <w:noProof/>
-        </w:rPr>
-        <w:fldChar w:fldCharType="end"/>
-      </w:r>
-      <w:r>
-        <w:t xml:space="preserve"> – Resultado medição </w:t>
-      </w:r>
-    </w:p>
-    <w:p>
-      <w:pPr>
-        <w:pStyle w:val="Nord-Itens"/>
-      </w:pPr>
-      <w:r>
-        <w:t>Valor medido</w:t>
-      </w:r>
-    </w:p>
-    <w:p/>
-    <w:p>
-      <w:pPr>
-        <w:jc w:val="center"/>
-      </w:pPr>
-      <w:r>
-        <w:rPr>
-          <w:noProof/>
-        </w:rPr>
-        <w:drawing>
-          <wp:inline distT="0" distB="0" distL="0" distR="0">
-            <wp:extent cx="2880360" cy="3240405"/>
-            <wp:effectExtent l="0" t="0" r="0" b="0"/>
-            <wp:docPr id="6" name="Imagem 6"/>
-            <wp:cNvGraphicFramePr/>
-            <a:graphic xmlns:a="http://schemas.openxmlformats.org/drawingml/2006/main">
-              <a:graphicData uri="http://schemas.openxmlformats.org/drawingml/2006/picture">
-                <pic:pic xmlns:pic="http://schemas.openxmlformats.org/drawingml/2006/picture">
-                  <pic:nvPicPr>
-                    <pic:cNvPr id="6" name=""/>
                     <pic:cNvPicPr/>
                   </pic:nvPicPr>
                   <pic:blipFill>
@@ -2136,7 +2108,106 @@
                   <pic:spPr>
                     <a:xfrm>
                       <a:off x="0" y="0"/>
-                      <a:ext cx="2880360" cy="3240405"/>
+                      <a:ext cx="2880360" cy="3600450"/>
+                    </a:xfrm>
+                    <a:prstGeom prst="rect">
+                      <a:avLst/>
+                    </a:prstGeom>
+                  </pic:spPr>
+                </pic:pic>
+              </a:graphicData>
+            </a:graphic>
+          </wp:inline>
+        </w:drawing>
+      </w:r>
+    </w:p>
+    <w:p>
+      <w:pPr>
+        <w:pStyle w:val="Nord-TabelaeFiguras"/>
+      </w:pPr>
+      <w:r>
+        <w:t xml:space="preserve">Figura </w:t>
+      </w:r>
+      <w:r>
+        <w:rPr>
+          <w:noProof/>
+        </w:rPr>
+        <w:fldChar w:fldCharType="begin"/>
+      </w:r>
+      <w:r>
+        <w:rPr>
+          <w:noProof/>
+        </w:rPr>
+        <w:instrText xml:space="preserve"> SEQ Figura \* ARABIC </w:instrText>
+      </w:r>
+      <w:r>
+        <w:rPr>
+          <w:noProof/>
+        </w:rPr>
+        <w:fldChar w:fldCharType="separate"/>
+      </w:r>
+      <w:r>
+        <w:rPr>
+          <w:noProof/>
+        </w:rPr>
+        <w:t>2</w:t>
+      </w:r>
+      <w:r>
+        <w:rPr>
+          <w:noProof/>
+        </w:rPr>
+        <w:fldChar w:fldCharType="end"/>
+      </w:r>
+      <w:r>
+        <w:t xml:space="preserve"> – Resultado medição </w:t>
+      </w:r>
+    </w:p>
+    <w:p>
+      <w:pPr>
+        <w:pStyle w:val="Nord-Itens"/>
+      </w:pPr>
+      <w:r>
+        <w:t>Valor medido</w:t>
+      </w:r>
+    </w:p>
+    <w:p/>
+    <w:p>
+      <w:pPr>
+        <w:jc w:val="center"/>
+      </w:pPr>
+      <w:r>
+        <w:rPr>
+          <w:noProof/>
+        </w:rPr>
+        <w:drawing>
+          <wp:inline distT="0" distB="0" distL="0" distR="0">
+            <wp:extent cx="2880360" cy="3600450"/>
+            <wp:effectExtent l="0" t="0" r="0" b="0"/>
+            <wp:docPr id="4" name="Imagem 4"/>
+            <wp:cNvGraphicFramePr/>
+            <a:graphic xmlns:a="http://schemas.openxmlformats.org/drawingml/2006/main">
+              <a:graphicData uri="http://schemas.openxmlformats.org/drawingml/2006/picture">
+                <pic:pic xmlns:pic="http://schemas.openxmlformats.org/drawingml/2006/picture">
+                  <pic:nvPicPr>
+                    <pic:cNvPr id="4" name=""/>
+                    <pic:cNvPicPr/>
+                  </pic:nvPicPr>
+                  <pic:blipFill>
+                    <a:blip r:embed="rId13" cstate="print">
+                      <a:extLst>
+                        <a:ext uri="{28A0092B-C50C-407E-A947-70E740481C1C}">
+                          <a14:useLocalDpi xmlns:a14="http://schemas.microsoft.com/office/drawing/2010/main" val="0"/>
+                        </a:ext>
+                      </a:extLst>
+                    </a:blip>
+                    <a:stretch>
+                      <a:fillRect/>
+                    </a:stretch>
+                  </pic:blipFill>
+                  <pic:spPr>
+                    <a:xfrm>
+                      <a:off x="0" y="0"/>
+                      <a:ext cx="2880360" cy="3600450"/>
                     </a:xfrm>
                     <a:prstGeom prst="rect">
                       <a:avLst/>
@@ -2350,7 +2421,7 @@
         <w:object w:dxaOrig="1440" w:dyaOrig="1440" w14:anchorId="696F4074">
           <v:shape id="ole_rId8" o:spid="_x0000_s1028" type="#shapetype_ole_rId8" style="position:absolute;left:0;text-align:left;margin-left:172.3pt;margin-top:7.35pt;width:108.2pt;height:42.4pt;z-index:251659264;mso-wrap-distance-right:0;mso-position-horizontal-relative:text;mso-position-vertical-relative:text" o:spt="75" o:preferrelative="t" path="m@4@5l@4@11@9@11@9@5xe" filled="f" stroked="f">
             <v:stroke joinstyle="miter"/>
-            <v:imagedata r:id="rId13" o:title=""/>
+            <v:imagedata r:id="rId14" o:title=""/>
             <v:formulas>
               <v:f eqn="if lineDrawn pixelLineWidth 0"/>
               <v:f eqn="sum @0 1 0"/>
@@ -2368,7 +2439,7 @@
             <v:path o:extrusionok="f" gradientshapeok="t" o:connecttype="rect"/>
             <o:lock v:ext="edit" aspectratio="t"/>
           </v:shape>
-          <o:OLEObject Type="Embed" ProgID="StaticMetafile" ShapeID="ole_rId8" DrawAspect="Content" ObjectID="_1834816001" r:id="rId14"/>
+          <o:OLEObject Type="Embed" ProgID="StaticMetafile" ShapeID="ole_rId8" DrawAspect="Content" ObjectID="_1846413409" r:id="rId15"/>
         </w:object>
       </w:r>
       <w:r>
@@ -2438,7 +2509,7 @@
           </mc:Choice>
           <mc:Fallback>
             <w:pict>
-              <v:rect w14:anchorId="7E1CE10F" id="Retângulo 1" o:spid="_x0000_s1026" style="position:absolute;margin-left:0;margin-top:0;width:50pt;height:50pt;z-index:251657216;visibility:hidden;mso-wrap-style:square;mso-width-percent:0;mso-height-percent:0;mso-wrap-distance-left:9pt;mso-wrap-distance-top:0;mso-wrap-distance-right:9pt;mso-wrap-distance-bottom:0;mso-position-horizontal:absolute;mso-position-horizontal-relative:text;mso-position-vertical:absolute;mso-position-vertical-relative:text;mso-width-percent:0;mso-height-percent:0;mso-width-relative:page;mso-height-relative:page;v-text-anchor:top" o:gfxdata="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" filled="f" stroked="f">
+              <v:rect w14:anchorId="509D66A1" id="Retângulo 1" o:spid="_x0000_s1026" style="position:absolute;margin-left:0;margin-top:0;width:50pt;height:50pt;z-index:251657216;visibility:hidden;mso-wrap-style:square;mso-width-percent:0;mso-height-percent:0;mso-wrap-distance-left:9pt;mso-wrap-distance-top:0;mso-wrap-distance-right:9pt;mso-wrap-distance-bottom:0;mso-position-horizontal:absolute;mso-position-horizontal-relative:text;mso-position-vertical:absolute;mso-position-vertical-relative:text;mso-width-percent:0;mso-height-percent:0;mso-width-relative:page;mso-height-relative:page;v-text-anchor:top" o:gfxdata="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" filled="f" stroked="f">
                 <o:lock v:ext="edit" aspectratio="t" selection="t"/>
               </v:rect>
             </w:pict>
@@ -2551,17 +2622,17 @@
             <v:path o:extrusionok="f" gradientshapeok="t" o:connecttype="rect"/>
             <o:lock v:ext="edit" aspectratio="t"/>
           </v:shapetype>
-          <v:shape id="_x0000_i1027" type="#_x0000_t75" style="width:67.5pt;height:54pt" o:ole="" filled="t" fillcolor="white [3212]">
+          <v:shape id="_x0000_i1027" type="#_x0000_t75" style="width:67.4pt;height:54.15pt" o:ole="" filled="t" fillcolor="white [3212]">
             <v:fill color2="white [3212]" recolor="t" rotate="t" focus="100%" type="gradient"/>
-            <v:imagedata r:id="rId15" o:title=""/>
+            <v:imagedata r:id="rId16" o:title=""/>
           </v:shape>
-          <w:control r:id="rId16" w:name="CommandButton1" w:shapeid="_x0000_i1027"/>
+          <w:control r:id="rId17" w:name="CommandButton1" w:shapeid="_x0000_i1027"/>
         </w:object>
       </w:r>
     </w:p>
     <w:sectPr>
-      <w:headerReference w:type="default" r:id="rId17"/>
-      <w:footerReference w:type="default" r:id="rId18"/>
+      <w:headerReference w:type="default" r:id="rId18"/>
+      <w:footerReference w:type="default" r:id="rId19"/>
       <w:pgSz w:w="11906" w:h="16838"/>
       <w:pgMar w:top="1417" w:right="1701" w:bottom="1417" w:left="1701" w:header="340" w:footer="283" w:gutter="0"/>
       <w:cols w:space="708"/>
@@ -2673,7 +2744,7 @@
         </mc:Choice>
         <mc:Fallback>
           <w:pict>
-            <v:line w14:anchorId="20F9AFDF" id="Conector reto 234" o:spid="_x0000_s1026" style="position:absolute;z-index:251660288;visibility:visible;mso-wrap-style:square;mso-width-percent:0;mso-height-percent:0;mso-wrap-distance-left:9pt;mso-wrap-distance-top:0;mso-wrap-distance-right:9pt;mso-wrap-distance-bottom:0;mso-position-horizontal:absolute;mso-position-horizontal-relative:text;mso-position-vertical:absolute;mso-position-vertical-relative:text;mso-width-percent:0;mso-height-percent:0;mso-width-relative:margin;mso-height-relative:margin" from="-46.05pt,-4.2pt" to="469.15pt,-3.45pt" o:gfxdata="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" strokecolor="#ea6b14" strokeweight="1pt">
+            <v:line w14:anchorId="2C26A474" id="Conector reto 234" o:spid="_x0000_s1026" style="position:absolute;z-index:251660288;visibility:visible;mso-wrap-style:square;mso-width-percent:0;mso-height-percent:0;mso-wrap-distance-left:9pt;mso-wrap-distance-top:0;mso-wrap-distance-right:9pt;mso-wrap-distance-bottom:0;mso-position-horizontal:absolute;mso-position-horizontal-relative:text;mso-position-vertical:absolute;mso-position-vertical-relative:text;mso-width-percent:0;mso-height-percent:0;mso-width-relative:margin;mso-height-relative:margin" from="-46.05pt,-4.2pt" to="469.15pt,-3.45pt" o:gfxdata="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" strokecolor="#ea6b14" strokeweight="1pt">
               <v:stroke joinstyle="miter"/>
             </v:line>
           </w:pict>
@@ -2772,7 +2843,7 @@
         </mc:Choice>
         <mc:Fallback>
           <w:pict>
-            <v:rect w14:anchorId="35439F1D" id="Retângulo 9" o:spid="_x0000_s1026" style="position:absolute;margin-left:0;margin-top:.05pt;width:50.35pt;height:50.35pt;z-index:-251657216;visibility:hidden;mso-wrap-style:square;mso-wrap-distance-left:0;mso-wrap-distance-top:0;mso-wrap-distance-right:0;mso-wrap-distance-bottom:0;mso-position-horizontal:absolute;mso-position-horizontal-relative:text;mso-position-vertical:absolute;mso-position-vertical-relative:text;v-text-anchor:top" o:gfxdata="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" o:allowincell="f" filled="f" stroked="f" strokeweight="0"/>
+            <v:rect w14:anchorId="58723970" id="Retângulo 9" o:spid="_x0000_s1026" style="position:absolute;margin-left:0;margin-top:.05pt;width:50.35pt;height:50.35pt;z-index:-251657216;visibility:hidden;mso-wrap-style:square;mso-wrap-distance-left:0;mso-wrap-distance-top:0;mso-wrap-distance-right:0;mso-wrap-distance-bottom:0;mso-position-horizontal:absolute;mso-position-horizontal-relative:text;mso-position-vertical:absolute;mso-position-vertical-relative:text;v-text-anchor:top" o:gfxdata="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" o:allowincell="f" filled="f" stroked="f" strokeweight="0"/>
           </w:pict>
         </mc:Fallback>
       </mc:AlternateContent>
@@ -3053,7 +3124,7 @@
               <w:noProof/>
               <w:sz w:val="16"/>
             </w:rPr>
-            <w:t>2</w:t>
+            <w:t>1</w:t>
           </w:r>
           <w:r>
             <w:rPr>
@@ -3108,7 +3179,7 @@
               <w:noProof/>
               <w:sz w:val="16"/>
             </w:rPr>
-            <w:t>5</w:t>
+            <w:t>4</w:t>
           </w:r>
           <w:r>
             <w:rPr>
@@ -3201,27 +3272,7 @@
               <w:sz w:val="16"/>
               <w:szCs w:val="16"/>
             </w:rPr>
-            <w:t xml:space="preserve">Proposta </w:t>
-          </w:r>
-          <w:r>
-            <w:rPr>
-              <w:rFonts w:asciiTheme="minorHAnsi" w:hAnsiTheme="minorHAnsi" w:cstheme="minorHAnsi"/>
-              <w:bCs/>
-              <w:i/>
-              <w:sz w:val="16"/>
-              <w:szCs w:val="16"/>
-            </w:rPr>
-            <w:t>–</w:t>
-          </w:r>
-          <w:r>
-            <w:rPr>
-              <w:rFonts w:asciiTheme="minorHAnsi" w:hAnsiTheme="minorHAnsi" w:cstheme="minorHAnsi"/>
-              <w:bCs/>
-              <w:i/>
-              <w:sz w:val="16"/>
-              <w:szCs w:val="16"/>
-            </w:rPr>
-            <w:t xml:space="preserve"> </w:t>
+            <w:t xml:space="preserve">Proposta - </w:t>
           </w:r>
           <w:r>
             <w:rPr>
@@ -3232,7 +3283,7 @@
               <w:sz w:val="16"/>
               <w:szCs w:val="16"/>
             </w:rPr>
-            <w:t>018PC26</w:t>
+            <w:t>102PC26</w:t>
           </w:r>
           <w:r>
             <w:rPr>
@@ -3326,7 +3377,7 @@
         </mc:Choice>
         <mc:Fallback>
           <w:pict>
-            <v:line w14:anchorId="3F5B344F" id="Conector reto 2" o:spid="_x0000_s1026" style="position:absolute;z-index:251662336;visibility:visible;mso-wrap-style:square;mso-width-percent:0;mso-height-percent:0;mso-wrap-distance-left:9pt;mso-wrap-distance-top:0;mso-wrap-distance-right:9pt;mso-wrap-distance-bottom:0;mso-position-horizontal:absolute;mso-position-horizontal-relative:text;mso-position-vertical:absolute;mso-position-vertical-relative:text;mso-width-percent:0;mso-height-percent:0;mso-width-relative:margin;mso-height-relative:margin" from="-49.05pt,5.2pt" to="475.9pt,5.2pt" o:gfxdata="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" strokecolor="#ea6b14" strokeweight="1pt">
+            <v:line w14:anchorId="75590E38" id="Conector reto 2" o:spid="_x0000_s1026" style="position:absolute;z-index:251662336;visibility:visible;mso-wrap-style:square;mso-width-percent:0;mso-height-percent:0;mso-wrap-distance-left:9pt;mso-wrap-distance-top:0;mso-wrap-distance-right:9pt;mso-wrap-distance-bottom:0;mso-position-horizontal:absolute;mso-position-horizontal-relative:text;mso-position-vertical:absolute;mso-position-vertical-relative:text;mso-width-percent:0;mso-height-percent:0;mso-width-relative:margin;mso-height-relative:margin" from="-49.05pt,5.2pt" to="475.9pt,5.2pt" o:gfxdata="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" strokecolor="#ea6b14" strokeweight="1pt">
               <v:stroke joinstyle="miter"/>
             </v:line>
           </w:pict>
@@ -5635,7 +5686,7 @@
 </file>
 
 <file path=customXml/itemProps1.xml><?xml version="1.0" encoding="utf-8"?>
-<ds:datastoreItem xmlns:ds="http://schemas.openxmlformats.org/officeDocument/2006/customXml" ds:itemID="{2C6CB1D6-8C98-4234-98A2-65A6416F34D0}">
+<ds:datastoreItem xmlns:ds="http://schemas.openxmlformats.org/officeDocument/2006/customXml" ds:itemID="{A4A5B48E-C079-40EB-82C5-A2AACF4F8706}">
   <ds:schemaRefs>
     <ds:schemaRef ds:uri="http://schemas.openxmlformats.org/officeDocument/2006/bibliography"/>
   </ds:schemaRefs>

--- a/desktop/modelos/Laudo_Individual_Padrao.docx
+++ b/desktop/modelos/Laudo_Individual_Padrao.docx
@@ -1,6 +1,6 @@
 
 <file path=word/document.xml><?xml version="1.0" encoding="utf-8"?>
-<w:document xmlns:wpc="http://schemas.microsoft.com/office/word/2010/wordprocessingCanvas" xmlns:mc="http://schemas.openxmlformats.org/markup-compatibility/2006" xmlns:o="urn:schemas-microsoft-com:office:office" xmlns:r="http://schemas.openxmlformats.org/officeDocument/2006/relationships" xmlns:m="http://schemas.openxmlformats.org/officeDocument/2006/math" xmlns:v="urn:schemas-microsoft-com:vml" xmlns:wp14="http://schemas.microsoft.com/office/word/2010/wordprocessingDrawing" xmlns:wp="http://schemas.openxmlformats.org/drawingml/2006/wordprocessingDrawing" xmlns:w10="urn:schemas-microsoft-com:office:word" xmlns:w="http://schemas.openxmlformats.org/wordprocessingml/2006/main" xmlns:w14="http://schemas.microsoft.com/office/word/2010/wordml" xmlns:w15="http://schemas.microsoft.com/office/word/2012/wordml" xmlns:wpg="http://schemas.microsoft.com/office/word/2010/wordprocessingGroup" xmlns:wpi="http://schemas.microsoft.com/office/word/2010/wordprocessingInk" xmlns:wne="http://schemas.microsoft.com/office/word/2006/wordml" xmlns:wps="http://schemas.microsoft.com/office/word/2010/wordprocessingShape" mc:Ignorable="w14 w15 wp14">
+<w:document xmlns:wpc="http://schemas.microsoft.com/office/word/2010/wordprocessingCanvas" xmlns:cx="http://schemas.microsoft.com/office/drawing/2014/chartex" xmlns:cx1="http://schemas.microsoft.com/office/drawing/2015/9/8/chartex" xmlns:cx2="http://schemas.microsoft.com/office/drawing/2015/10/21/chartex" xmlns:cx3="http://schemas.microsoft.com/office/drawing/2016/5/9/chartex" xmlns:cx4="http://schemas.microsoft.com/office/drawing/2016/5/10/chartex" xmlns:cx5="http://schemas.microsoft.com/office/drawing/2016/5/11/chartex" xmlns:cx6="http://schemas.microsoft.com/office/drawing/2016/5/12/chartex" xmlns:cx7="http://schemas.microsoft.com/office/drawing/2016/5/13/chartex" xmlns:cx8="http://schemas.microsoft.com/office/drawing/2016/5/14/chartex" xmlns:mc="http://schemas.openxmlformats.org/markup-compatibility/2006" xmlns:aink="http://schemas.microsoft.com/office/drawing/2016/ink" xmlns:am3d="http://schemas.microsoft.com/office/drawing/2017/model3d" xmlns:o="urn:schemas-microsoft-com:office:office" xmlns:r="http://schemas.openxmlformats.org/officeDocument/2006/relationships" xmlns:m="http://schemas.openxmlformats.org/officeDocument/2006/math" xmlns:v="urn:schemas-microsoft-com:vml" xmlns:wp14="http://schemas.microsoft.com/office/word/2010/wordprocessingDrawing" xmlns:wp="http://schemas.openxmlformats.org/drawingml/2006/wordprocessingDrawing" xmlns:w10="urn:schemas-microsoft-com:office:word" xmlns:w="http://schemas.openxmlformats.org/wordprocessingml/2006/main" xmlns:w14="http://schemas.microsoft.com/office/word/2010/wordml" xmlns:w15="http://schemas.microsoft.com/office/word/2012/wordml" xmlns:w16cid="http://schemas.microsoft.com/office/word/2016/wordml/cid" xmlns:w16se="http://schemas.microsoft.com/office/word/2015/wordml/symex" xmlns:wpg="http://schemas.microsoft.com/office/word/2010/wordprocessingGroup" xmlns:wpi="http://schemas.microsoft.com/office/word/2010/wordprocessingInk" xmlns:wne="http://schemas.microsoft.com/office/word/2006/wordml" xmlns:wps="http://schemas.microsoft.com/office/word/2010/wordprocessingShape" mc:Ignorable="w14 w15 w16se w16cid wp14">
   <w:body>
     <w:tbl>
       <w:tblPr>
@@ -47,8 +47,6 @@
                 <w:szCs w:val="22"/>
               </w:rPr>
             </w:pPr>
-            <w:bookmarkStart w:id="0" w:name="_GoBack"/>
-            <w:bookmarkEnd w:id="0"/>
             <w:r>
               <w:rPr>
                 <w:noProof/>
@@ -1135,9 +1133,9 @@
           <w:bCs/>
         </w:rPr>
       </w:pPr>
-      <w:bookmarkStart w:id="1" w:name="_Toc83026224"/>
-      <w:bookmarkStart w:id="2" w:name="_Toc101786740"/>
-      <w:bookmarkStart w:id="3" w:name="_Toc207962023"/>
+      <w:bookmarkStart w:id="0" w:name="_Toc83026224"/>
+      <w:bookmarkStart w:id="1" w:name="_Toc101786740"/>
+      <w:bookmarkStart w:id="2" w:name="_Toc207962023"/>
       <w:r>
         <w:rPr>
           <w:rFonts w:asciiTheme="minorHAnsi" w:hAnsiTheme="minorHAnsi" w:cstheme="minorHAnsi"/>
@@ -1151,15 +1149,15 @@
       <w:pPr>
         <w:pStyle w:val="Ttulo1"/>
       </w:pPr>
-      <w:bookmarkStart w:id="4" w:name="_Toc208220907"/>
+      <w:bookmarkStart w:id="3" w:name="_Toc208220907"/>
       <w:r>
         <w:lastRenderedPageBreak/>
         <w:t>INTRODUÇÃO</w:t>
       </w:r>
+      <w:bookmarkEnd w:id="0"/>
       <w:bookmarkEnd w:id="1"/>
       <w:bookmarkEnd w:id="2"/>
       <w:bookmarkEnd w:id="3"/>
-      <w:bookmarkEnd w:id="4"/>
     </w:p>
     <w:p>
       <w:pPr>
@@ -1187,17 +1185,17 @@
       <w:pPr>
         <w:pStyle w:val="Ttulo1"/>
       </w:pPr>
-      <w:bookmarkStart w:id="5" w:name="_Toc83026225"/>
-      <w:bookmarkStart w:id="6" w:name="_Toc101786741"/>
-      <w:bookmarkStart w:id="7" w:name="_Toc207962024"/>
-      <w:bookmarkStart w:id="8" w:name="_Toc208220908"/>
+      <w:bookmarkStart w:id="4" w:name="_Toc83026225"/>
+      <w:bookmarkStart w:id="5" w:name="_Toc101786741"/>
+      <w:bookmarkStart w:id="6" w:name="_Toc207962024"/>
+      <w:bookmarkStart w:id="7" w:name="_Toc208220908"/>
       <w:r>
         <w:t>METODOLOGIA DE INSPEÇÃO E MEDIÇÃO</w:t>
       </w:r>
+      <w:bookmarkEnd w:id="4"/>
       <w:bookmarkEnd w:id="5"/>
       <w:bookmarkEnd w:id="6"/>
       <w:bookmarkEnd w:id="7"/>
-      <w:bookmarkEnd w:id="8"/>
     </w:p>
     <w:p>
       <w:pPr>
@@ -1220,7 +1218,15 @@
         <w:pStyle w:val="Nord-Textos"/>
       </w:pPr>
       <w:r>
-        <w:t>Para realizar a medição da continuidade elétrica entre estes dois pontos foi utilizado, conforme define a NBR 5419-3:2015, um equipamento com a construção baseada em esquema de quatro fios, (dois para injeção de corrente e dois para medição da diferença de potencial), tipo ponte. No caso devido a grandeza da resistência medida foi utilizado um miliohmímetro.</w:t>
+        <w:t xml:space="preserve">Para realizar a medição da continuidade elétrica entre estes dois pontos foi utilizado, conforme define a NBR 5419-3:2015, um equipamento com a construção baseada em esquema de quatro fios, (dois para injeção de corrente e dois para medição da diferença de potencial), tipo ponte. No caso devido a grandeza da resistência medida foi utilizado um </w:t>
+      </w:r>
+      <w:proofErr w:type="spellStart"/>
+      <w:r>
+        <w:t>miliohmímetro</w:t>
+      </w:r>
+      <w:proofErr w:type="spellEnd"/>
+      <w:r>
+        <w:t>.</w:t>
       </w:r>
     </w:p>
     <w:p>
@@ -1228,7 +1234,15 @@
         <w:pStyle w:val="Nord-Textos"/>
       </w:pPr>
       <w:r>
-        <w:t>Foi utilizado um miliohmímetro modelo MILLIOHM 1, fabricante Instrument, com certificado de cali</w:t>
+        <w:t xml:space="preserve">Foi utilizado um </w:t>
+      </w:r>
+      <w:proofErr w:type="spellStart"/>
+      <w:r>
+        <w:t>miliohmímetro</w:t>
+      </w:r>
+      <w:proofErr w:type="spellEnd"/>
+      <w:r>
+        <w:t xml:space="preserve"> modelo MILLIOHM 1, fabricante Instrument, com certificado de cali</w:t>
       </w:r>
       <w:r>
         <w:t>bração pelo fabricante na data 30/03/2026</w:t>
@@ -1466,7 +1480,25 @@
           <w:b w:val="0"/>
           <w:bCs/>
         </w:rPr>
-        <w:t xml:space="preserve"> – Miliohmímetro digital – MILLIOHM-1</w:t>
+        <w:t xml:space="preserve"> – </w:t>
+      </w:r>
+      <w:proofErr w:type="spellStart"/>
+      <w:r>
+        <w:rPr>
+          <w:rFonts w:asciiTheme="minorHAnsi" w:hAnsiTheme="minorHAnsi" w:cstheme="minorHAnsi"/>
+          <w:b w:val="0"/>
+          <w:bCs/>
+        </w:rPr>
+        <w:t>Miliohmímetro</w:t>
+      </w:r>
+      <w:proofErr w:type="spellEnd"/>
+      <w:r>
+        <w:rPr>
+          <w:rFonts w:asciiTheme="minorHAnsi" w:hAnsiTheme="minorHAnsi" w:cstheme="minorHAnsi"/>
+          <w:b w:val="0"/>
+          <w:bCs/>
+        </w:rPr>
+        <w:t xml:space="preserve"> digital – MILLIOHM-1</w:t>
       </w:r>
     </w:p>
     <w:p>
@@ -1477,8 +1509,13 @@
         <w:lastRenderedPageBreak/>
         <w:t xml:space="preserve">Trata-se de um </w:t>
       </w:r>
-      <w:r>
-        <w:t xml:space="preserve">miliohmímetro </w:t>
+      <w:proofErr w:type="spellStart"/>
+      <w:r>
+        <w:t>miliohmímetro</w:t>
+      </w:r>
+      <w:proofErr w:type="spellEnd"/>
+      <w:r>
+        <w:t xml:space="preserve"> </w:t>
       </w:r>
       <w:r>
         <w:t xml:space="preserve">digital, portátil, controlado por microprocessador, destinado a medir com alta precisão resistências muito baixas com correntes até </w:t>
@@ -1627,17 +1664,17 @@
       <w:pPr>
         <w:pStyle w:val="Ttulo1"/>
       </w:pPr>
-      <w:bookmarkStart w:id="9" w:name="_Toc83026226"/>
-      <w:bookmarkStart w:id="10" w:name="_Toc101786742"/>
-      <w:bookmarkStart w:id="11" w:name="_Toc207962025"/>
-      <w:bookmarkStart w:id="12" w:name="_Toc208220909"/>
+      <w:bookmarkStart w:id="8" w:name="_Toc83026226"/>
+      <w:bookmarkStart w:id="9" w:name="_Toc101786742"/>
+      <w:bookmarkStart w:id="10" w:name="_Toc207962025"/>
+      <w:bookmarkStart w:id="11" w:name="_Toc208220909"/>
       <w:r>
         <w:t>METODOLOGIA DE AVALIAÇÃO DOS RESULTADOS</w:t>
       </w:r>
+      <w:bookmarkEnd w:id="8"/>
       <w:bookmarkEnd w:id="9"/>
       <w:bookmarkEnd w:id="10"/>
       <w:bookmarkEnd w:id="11"/>
-      <w:bookmarkEnd w:id="12"/>
     </w:p>
     <w:p>
       <w:pPr>
@@ -1812,17 +1849,17 @@
       <w:pPr>
         <w:pStyle w:val="Ttulo1"/>
       </w:pPr>
-      <w:bookmarkStart w:id="13" w:name="_Toc83026227"/>
-      <w:bookmarkStart w:id="14" w:name="_Toc101786743"/>
-      <w:bookmarkStart w:id="15" w:name="_Toc207962026"/>
-      <w:bookmarkStart w:id="16" w:name="_Toc208220910"/>
+      <w:bookmarkStart w:id="12" w:name="_Toc83026227"/>
+      <w:bookmarkStart w:id="13" w:name="_Toc101786743"/>
+      <w:bookmarkStart w:id="14" w:name="_Toc207962026"/>
+      <w:bookmarkStart w:id="15" w:name="_Toc208220910"/>
       <w:r>
         <w:t>MEDIÇÃO</w:t>
       </w:r>
+      <w:bookmarkEnd w:id="12"/>
       <w:bookmarkEnd w:id="13"/>
       <w:bookmarkEnd w:id="14"/>
       <w:bookmarkEnd w:id="15"/>
-      <w:bookmarkEnd w:id="16"/>
     </w:p>
     <w:p>
       <w:pPr>
@@ -2045,7 +2082,7 @@
           <w:sz w:val="24"/>
         </w:rPr>
       </w:pPr>
-      <w:bookmarkStart w:id="17" w:name="_Toc207962027"/>
+      <w:bookmarkStart w:id="16" w:name="_Toc207962027"/>
       <w:r>
         <w:br w:type="page"/>
       </w:r>
@@ -2054,12 +2091,13 @@
       <w:pPr>
         <w:pStyle w:val="Ttulo1"/>
       </w:pPr>
-      <w:bookmarkStart w:id="18" w:name="_Toc208220911"/>
-      <w:r>
+      <w:bookmarkStart w:id="17" w:name="_Toc208220911"/>
+      <w:r>
+        <w:lastRenderedPageBreak/>
         <w:t>REGISTROS FOTOGRÁFICOS</w:t>
       </w:r>
+      <w:bookmarkEnd w:id="16"/>
       <w:bookmarkEnd w:id="17"/>
-      <w:bookmarkEnd w:id="18"/>
     </w:p>
     <w:p>
       <w:pPr>
@@ -2276,9 +2314,9 @@
           <w:color w:val="2F5496" w:themeColor="accent1" w:themeShade="BF"/>
         </w:rPr>
       </w:pPr>
-      <w:bookmarkStart w:id="19" w:name="_Toc83026228"/>
-      <w:bookmarkStart w:id="20" w:name="_Toc101786744"/>
-      <w:bookmarkStart w:id="21" w:name="_Toc207962028"/>
+      <w:bookmarkStart w:id="18" w:name="_Toc83026228"/>
+      <w:bookmarkStart w:id="19" w:name="_Toc101786744"/>
+      <w:bookmarkStart w:id="20" w:name="_Toc207962028"/>
       <w:r>
         <w:br w:type="page"/>
       </w:r>
@@ -2287,14 +2325,15 @@
       <w:pPr>
         <w:pStyle w:val="Ttulo1"/>
       </w:pPr>
-      <w:bookmarkStart w:id="22" w:name="_Toc208220912"/>
-      <w:r>
+      <w:bookmarkStart w:id="21" w:name="_Toc208220912"/>
+      <w:r>
+        <w:lastRenderedPageBreak/>
         <w:t>CONCLUSÃO</w:t>
       </w:r>
+      <w:bookmarkEnd w:id="18"/>
       <w:bookmarkEnd w:id="19"/>
       <w:bookmarkEnd w:id="20"/>
       <w:bookmarkEnd w:id="21"/>
-      <w:bookmarkEnd w:id="22"/>
     </w:p>
     <w:p>
       <w:pPr>
@@ -2439,7 +2478,7 @@
             <v:path o:extrusionok="f" gradientshapeok="t" o:connecttype="rect"/>
             <o:lock v:ext="edit" aspectratio="t"/>
           </v:shape>
-          <o:OLEObject Type="Embed" ProgID="StaticMetafile" ShapeID="ole_rId8" DrawAspect="Content" ObjectID="_1846413409" r:id="rId15"/>
+          <o:OLEObject Type="Embed" ProgID="StaticMetafile" ShapeID="ole_rId8" DrawAspect="Content" ObjectID="_1847960353" r:id="rId15"/>
         </w:object>
       </w:r>
       <w:r>
@@ -2593,46 +2632,12 @@
         <w:spacing w:after="40"/>
         <w:jc w:val="center"/>
       </w:pPr>
-      <w:r>
-        <w:rPr>
-          <w:rFonts w:ascii="Times New Roman" w:hAnsi="Times New Roman" w:cs="Times New Roman"/>
-          <w:b/>
-          <w:bCs/>
-          <w:i/>
-          <w:iCs/>
-          <w:sz w:val="20"/>
-        </w:rPr>
-        <w:object w:dxaOrig="225" w:dyaOrig="225" w14:anchorId="71C7817C">
-          <v:shapetype id="_x0000_t75" coordsize="21600,21600" o:spt="75" o:preferrelative="t" path="m@4@5l@4@11@9@11@9@5xe" filled="f" stroked="f">
-            <v:stroke joinstyle="miter"/>
-            <v:formulas>
-              <v:f eqn="if lineDrawn pixelLineWidth 0"/>
-              <v:f eqn="sum @0 1 0"/>
-              <v:f eqn="sum 0 0 @1"/>
-              <v:f eqn="prod @2 1 2"/>
-              <v:f eqn="prod @3 21600 pixelWidth"/>
-              <v:f eqn="prod @3 21600 pixelHeight"/>
-              <v:f eqn="sum @0 0 1"/>
-              <v:f eqn="prod @6 1 2"/>
-              <v:f eqn="prod @7 21600 pixelWidth"/>
-              <v:f eqn="sum @8 21600 0"/>
-              <v:f eqn="prod @7 21600 pixelHeight"/>
-              <v:f eqn="sum @10 21600 0"/>
-            </v:formulas>
-            <v:path o:extrusionok="f" gradientshapeok="t" o:connecttype="rect"/>
-            <o:lock v:ext="edit" aspectratio="t"/>
-          </v:shapetype>
-          <v:shape id="_x0000_i1027" type="#_x0000_t75" style="width:67.4pt;height:54.15pt" o:ole="" filled="t" fillcolor="white [3212]">
-            <v:fill color2="white [3212]" recolor="t" rotate="t" focus="100%" type="gradient"/>
-            <v:imagedata r:id="rId16" o:title=""/>
-          </v:shape>
-          <w:control r:id="rId17" w:name="CommandButton1" w:shapeid="_x0000_i1027"/>
-        </w:object>
-      </w:r>
+      <w:bookmarkStart w:id="22" w:name="_GoBack"/>
+      <w:bookmarkEnd w:id="22"/>
     </w:p>
     <w:sectPr>
-      <w:headerReference w:type="default" r:id="rId18"/>
-      <w:footerReference w:type="default" r:id="rId19"/>
+      <w:headerReference w:type="default" r:id="rId16"/>
+      <w:footerReference w:type="default" r:id="rId17"/>
       <w:pgSz w:w="11906" w:h="16838"/>
       <w:pgMar w:top="1417" w:right="1701" w:bottom="1417" w:left="1701" w:header="340" w:footer="283" w:gutter="0"/>
       <w:cols w:space="708"/>
@@ -2643,7 +2648,7 @@
 </file>
 
 <file path=word/endnotes.xml><?xml version="1.0" encoding="utf-8"?>
-<w:endnotes xmlns:wpc="http://schemas.microsoft.com/office/word/2010/wordprocessingCanvas" xmlns:mc="http://schemas.openxmlformats.org/markup-compatibility/2006" xmlns:o="urn:schemas-microsoft-com:office:office" xmlns:r="http://schemas.openxmlformats.org/officeDocument/2006/relationships" xmlns:m="http://schemas.openxmlformats.org/officeDocument/2006/math" xmlns:v="urn:schemas-microsoft-com:vml" xmlns:wp14="http://schemas.microsoft.com/office/word/2010/wordprocessingDrawing" xmlns:wp="http://schemas.openxmlformats.org/drawingml/2006/wordprocessingDrawing" xmlns:w10="urn:schemas-microsoft-com:office:word" xmlns:w="http://schemas.openxmlformats.org/wordprocessingml/2006/main" xmlns:w14="http://schemas.microsoft.com/office/word/2010/wordml" xmlns:w15="http://schemas.microsoft.com/office/word/2012/wordml" xmlns:wpg="http://schemas.microsoft.com/office/word/2010/wordprocessingGroup" xmlns:wpi="http://schemas.microsoft.com/office/word/2010/wordprocessingInk" xmlns:wne="http://schemas.microsoft.com/office/word/2006/wordml" xmlns:wps="http://schemas.microsoft.com/office/word/2010/wordprocessingShape" mc:Ignorable="w14 w15 wp14">
+<w:endnotes xmlns:wpc="http://schemas.microsoft.com/office/word/2010/wordprocessingCanvas" xmlns:cx="http://schemas.microsoft.com/office/drawing/2014/chartex" xmlns:cx1="http://schemas.microsoft.com/office/drawing/2015/9/8/chartex" xmlns:cx2="http://schemas.microsoft.com/office/drawing/2015/10/21/chartex" xmlns:cx3="http://schemas.microsoft.com/office/drawing/2016/5/9/chartex" xmlns:cx4="http://schemas.microsoft.com/office/drawing/2016/5/10/chartex" xmlns:cx5="http://schemas.microsoft.com/office/drawing/2016/5/11/chartex" xmlns:cx6="http://schemas.microsoft.com/office/drawing/2016/5/12/chartex" xmlns:cx7="http://schemas.microsoft.com/office/drawing/2016/5/13/chartex" xmlns:cx8="http://schemas.microsoft.com/office/drawing/2016/5/14/chartex" xmlns:mc="http://schemas.openxmlformats.org/markup-compatibility/2006" xmlns:aink="http://schemas.microsoft.com/office/drawing/2016/ink" xmlns:am3d="http://schemas.microsoft.com/office/drawing/2017/model3d" xmlns:o="urn:schemas-microsoft-com:office:office" xmlns:r="http://schemas.openxmlformats.org/officeDocument/2006/relationships" xmlns:m="http://schemas.openxmlformats.org/officeDocument/2006/math" xmlns:v="urn:schemas-microsoft-com:vml" xmlns:wp14="http://schemas.microsoft.com/office/word/2010/wordprocessingDrawing" xmlns:wp="http://schemas.openxmlformats.org/drawingml/2006/wordprocessingDrawing" xmlns:w10="urn:schemas-microsoft-com:office:word" xmlns:w="http://schemas.openxmlformats.org/wordprocessingml/2006/main" xmlns:w14="http://schemas.microsoft.com/office/word/2010/wordml" xmlns:w15="http://schemas.microsoft.com/office/word/2012/wordml" xmlns:w16cid="http://schemas.microsoft.com/office/word/2016/wordml/cid" xmlns:w16se="http://schemas.microsoft.com/office/word/2015/wordml/symex" xmlns:wpg="http://schemas.microsoft.com/office/word/2010/wordprocessingGroup" xmlns:wpi="http://schemas.microsoft.com/office/word/2010/wordprocessingInk" xmlns:wne="http://schemas.microsoft.com/office/word/2006/wordml" xmlns:wps="http://schemas.microsoft.com/office/word/2010/wordprocessingShape" mc:Ignorable="w14 w15 w16se w16cid wp14">
   <w:endnote w:type="separator" w:id="-1">
     <w:p>
       <w:r>
@@ -2662,7 +2667,7 @@
 </file>
 
 <file path=word/footer1.xml><?xml version="1.0" encoding="utf-8"?>
-<w:ftr xmlns:wpc="http://schemas.microsoft.com/office/word/2010/wordprocessingCanvas" xmlns:mc="http://schemas.openxmlformats.org/markup-compatibility/2006" xmlns:o="urn:schemas-microsoft-com:office:office" xmlns:r="http://schemas.openxmlformats.org/officeDocument/2006/relationships" xmlns:m="http://schemas.openxmlformats.org/officeDocument/2006/math" xmlns:v="urn:schemas-microsoft-com:vml" xmlns:wp14="http://schemas.microsoft.com/office/word/2010/wordprocessingDrawing" xmlns:wp="http://schemas.openxmlformats.org/drawingml/2006/wordprocessingDrawing" xmlns:w10="urn:schemas-microsoft-com:office:word" xmlns:w="http://schemas.openxmlformats.org/wordprocessingml/2006/main" xmlns:w14="http://schemas.microsoft.com/office/word/2010/wordml" xmlns:w15="http://schemas.microsoft.com/office/word/2012/wordml" xmlns:wpg="http://schemas.microsoft.com/office/word/2010/wordprocessingGroup" xmlns:wpi="http://schemas.microsoft.com/office/word/2010/wordprocessingInk" xmlns:wne="http://schemas.microsoft.com/office/word/2006/wordml" xmlns:wps="http://schemas.microsoft.com/office/word/2010/wordprocessingShape" mc:Ignorable="w14 w15 wp14">
+<w:ftr xmlns:wpc="http://schemas.microsoft.com/office/word/2010/wordprocessingCanvas" xmlns:cx="http://schemas.microsoft.com/office/drawing/2014/chartex" xmlns:cx1="http://schemas.microsoft.com/office/drawing/2015/9/8/chartex" xmlns:cx2="http://schemas.microsoft.com/office/drawing/2015/10/21/chartex" xmlns:cx3="http://schemas.microsoft.com/office/drawing/2016/5/9/chartex" xmlns:cx4="http://schemas.microsoft.com/office/drawing/2016/5/10/chartex" xmlns:cx5="http://schemas.microsoft.com/office/drawing/2016/5/11/chartex" xmlns:cx6="http://schemas.microsoft.com/office/drawing/2016/5/12/chartex" xmlns:cx7="http://schemas.microsoft.com/office/drawing/2016/5/13/chartex" xmlns:cx8="http://schemas.microsoft.com/office/drawing/2016/5/14/chartex" xmlns:mc="http://schemas.openxmlformats.org/markup-compatibility/2006" xmlns:aink="http://schemas.microsoft.com/office/drawing/2016/ink" xmlns:am3d="http://schemas.microsoft.com/office/drawing/2017/model3d" xmlns:o="urn:schemas-microsoft-com:office:office" xmlns:r="http://schemas.openxmlformats.org/officeDocument/2006/relationships" xmlns:m="http://schemas.openxmlformats.org/officeDocument/2006/math" xmlns:v="urn:schemas-microsoft-com:vml" xmlns:wp14="http://schemas.microsoft.com/office/word/2010/wordprocessingDrawing" xmlns:wp="http://schemas.openxmlformats.org/drawingml/2006/wordprocessingDrawing" xmlns:w10="urn:schemas-microsoft-com:office:word" xmlns:w="http://schemas.openxmlformats.org/wordprocessingml/2006/main" xmlns:w14="http://schemas.microsoft.com/office/word/2010/wordml" xmlns:w15="http://schemas.microsoft.com/office/word/2012/wordml" xmlns:w16cid="http://schemas.microsoft.com/office/word/2016/wordml/cid" xmlns:w16se="http://schemas.microsoft.com/office/word/2015/wordml/symex" xmlns:wpg="http://schemas.microsoft.com/office/word/2010/wordprocessingGroup" xmlns:wpi="http://schemas.microsoft.com/office/word/2010/wordprocessingInk" xmlns:wne="http://schemas.microsoft.com/office/word/2006/wordml" xmlns:wps="http://schemas.microsoft.com/office/word/2010/wordprocessingShape" mc:Ignorable="w14 w15 w16se w16cid wp14">
   <w:p>
     <w:pPr>
       <w:pStyle w:val="Cabealho"/>
@@ -2897,7 +2902,7 @@
 </file>
 
 <file path=word/footnotes.xml><?xml version="1.0" encoding="utf-8"?>
-<w:footnotes xmlns:wpc="http://schemas.microsoft.com/office/word/2010/wordprocessingCanvas" xmlns:mc="http://schemas.openxmlformats.org/markup-compatibility/2006" xmlns:o="urn:schemas-microsoft-com:office:office" xmlns:r="http://schemas.openxmlformats.org/officeDocument/2006/relationships" xmlns:m="http://schemas.openxmlformats.org/officeDocument/2006/math" xmlns:v="urn:schemas-microsoft-com:vml" xmlns:wp14="http://schemas.microsoft.com/office/word/2010/wordprocessingDrawing" xmlns:wp="http://schemas.openxmlformats.org/drawingml/2006/wordprocessingDrawing" xmlns:w10="urn:schemas-microsoft-com:office:word" xmlns:w="http://schemas.openxmlformats.org/wordprocessingml/2006/main" xmlns:w14="http://schemas.microsoft.com/office/word/2010/wordml" xmlns:w15="http://schemas.microsoft.com/office/word/2012/wordml" xmlns:wpg="http://schemas.microsoft.com/office/word/2010/wordprocessingGroup" xmlns:wpi="http://schemas.microsoft.com/office/word/2010/wordprocessingInk" xmlns:wne="http://schemas.microsoft.com/office/word/2006/wordml" xmlns:wps="http://schemas.microsoft.com/office/word/2010/wordprocessingShape" mc:Ignorable="w14 w15 wp14">
+<w:footnotes xmlns:wpc="http://schemas.microsoft.com/office/word/2010/wordprocessingCanvas" xmlns:cx="http://schemas.microsoft.com/office/drawing/2014/chartex" xmlns:cx1="http://schemas.microsoft.com/office/drawing/2015/9/8/chartex" xmlns:cx2="http://schemas.microsoft.com/office/drawing/2015/10/21/chartex" xmlns:cx3="http://schemas.microsoft.com/office/drawing/2016/5/9/chartex" xmlns:cx4="http://schemas.microsoft.com/office/drawing/2016/5/10/chartex" xmlns:cx5="http://schemas.microsoft.com/office/drawing/2016/5/11/chartex" xmlns:cx6="http://schemas.microsoft.com/office/drawing/2016/5/12/chartex" xmlns:cx7="http://schemas.microsoft.com/office/drawing/2016/5/13/chartex" xmlns:cx8="http://schemas.microsoft.com/office/drawing/2016/5/14/chartex" xmlns:mc="http://schemas.openxmlformats.org/markup-compatibility/2006" xmlns:aink="http://schemas.microsoft.com/office/drawing/2016/ink" xmlns:am3d="http://schemas.microsoft.com/office/drawing/2017/model3d" xmlns:o="urn:schemas-microsoft-com:office:office" xmlns:r="http://schemas.openxmlformats.org/officeDocument/2006/relationships" xmlns:m="http://schemas.openxmlformats.org/officeDocument/2006/math" xmlns:v="urn:schemas-microsoft-com:vml" xmlns:wp14="http://schemas.microsoft.com/office/word/2010/wordprocessingDrawing" xmlns:wp="http://schemas.openxmlformats.org/drawingml/2006/wordprocessingDrawing" xmlns:w10="urn:schemas-microsoft-com:office:word" xmlns:w="http://schemas.openxmlformats.org/wordprocessingml/2006/main" xmlns:w14="http://schemas.microsoft.com/office/word/2010/wordml" xmlns:w15="http://schemas.microsoft.com/office/word/2012/wordml" xmlns:w16cid="http://schemas.microsoft.com/office/word/2016/wordml/cid" xmlns:w16se="http://schemas.microsoft.com/office/word/2015/wordml/symex" xmlns:wpg="http://schemas.microsoft.com/office/word/2010/wordprocessingGroup" xmlns:wpi="http://schemas.microsoft.com/office/word/2010/wordprocessingInk" xmlns:wne="http://schemas.microsoft.com/office/word/2006/wordml" xmlns:wps="http://schemas.microsoft.com/office/word/2010/wordprocessingShape" mc:Ignorable="w14 w15 w16se w16cid wp14">
   <w:footnote w:type="separator" w:id="-1">
     <w:p>
       <w:r>
@@ -2916,7 +2921,7 @@
 </file>
 
 <file path=word/header1.xml><?xml version="1.0" encoding="utf-8"?>
-<w:hdr xmlns:wpc="http://schemas.microsoft.com/office/word/2010/wordprocessingCanvas" xmlns:mc="http://schemas.openxmlformats.org/markup-compatibility/2006" xmlns:o="urn:schemas-microsoft-com:office:office" xmlns:r="http://schemas.openxmlformats.org/officeDocument/2006/relationships" xmlns:m="http://schemas.openxmlformats.org/officeDocument/2006/math" xmlns:v="urn:schemas-microsoft-com:vml" xmlns:wp14="http://schemas.microsoft.com/office/word/2010/wordprocessingDrawing" xmlns:wp="http://schemas.openxmlformats.org/drawingml/2006/wordprocessingDrawing" xmlns:w10="urn:schemas-microsoft-com:office:word" xmlns:w="http://schemas.openxmlformats.org/wordprocessingml/2006/main" xmlns:w14="http://schemas.microsoft.com/office/word/2010/wordml" xmlns:w15="http://schemas.microsoft.com/office/word/2012/wordml" xmlns:wpg="http://schemas.microsoft.com/office/word/2010/wordprocessingGroup" xmlns:wpi="http://schemas.microsoft.com/office/word/2010/wordprocessingInk" xmlns:wne="http://schemas.microsoft.com/office/word/2006/wordml" xmlns:wps="http://schemas.microsoft.com/office/word/2010/wordprocessingShape" mc:Ignorable="w14 w15 wp14">
+<w:hdr xmlns:wpc="http://schemas.microsoft.com/office/word/2010/wordprocessingCanvas" xmlns:cx="http://schemas.microsoft.com/office/drawing/2014/chartex" xmlns:cx1="http://schemas.microsoft.com/office/drawing/2015/9/8/chartex" xmlns:cx2="http://schemas.microsoft.com/office/drawing/2015/10/21/chartex" xmlns:cx3="http://schemas.microsoft.com/office/drawing/2016/5/9/chartex" xmlns:cx4="http://schemas.microsoft.com/office/drawing/2016/5/10/chartex" xmlns:cx5="http://schemas.microsoft.com/office/drawing/2016/5/11/chartex" xmlns:cx6="http://schemas.microsoft.com/office/drawing/2016/5/12/chartex" xmlns:cx7="http://schemas.microsoft.com/office/drawing/2016/5/13/chartex" xmlns:cx8="http://schemas.microsoft.com/office/drawing/2016/5/14/chartex" xmlns:mc="http://schemas.openxmlformats.org/markup-compatibility/2006" xmlns:aink="http://schemas.microsoft.com/office/drawing/2016/ink" xmlns:am3d="http://schemas.microsoft.com/office/drawing/2017/model3d" xmlns:o="urn:schemas-microsoft-com:office:office" xmlns:r="http://schemas.openxmlformats.org/officeDocument/2006/relationships" xmlns:m="http://schemas.openxmlformats.org/officeDocument/2006/math" xmlns:v="urn:schemas-microsoft-com:vml" xmlns:wp14="http://schemas.microsoft.com/office/word/2010/wordprocessingDrawing" xmlns:wp="http://schemas.openxmlformats.org/drawingml/2006/wordprocessingDrawing" xmlns:w10="urn:schemas-microsoft-com:office:word" xmlns:w="http://schemas.openxmlformats.org/wordprocessingml/2006/main" xmlns:w14="http://schemas.microsoft.com/office/word/2010/wordml" xmlns:w15="http://schemas.microsoft.com/office/word/2012/wordml" xmlns:w16cid="http://schemas.microsoft.com/office/word/2016/wordml/cid" xmlns:w16se="http://schemas.microsoft.com/office/word/2015/wordml/symex" xmlns:wpg="http://schemas.microsoft.com/office/word/2010/wordprocessingGroup" xmlns:wpi="http://schemas.microsoft.com/office/word/2010/wordprocessingInk" xmlns:wne="http://schemas.microsoft.com/office/word/2006/wordml" xmlns:wps="http://schemas.microsoft.com/office/word/2010/wordprocessingShape" mc:Ignorable="w14 w15 w16se w16cid wp14">
   <w:tbl>
     <w:tblPr>
       <w:tblStyle w:val="Tabelacomgrade"/>
@@ -3389,7 +3394,7 @@
 </file>
 
 <file path=word/numbering.xml><?xml version="1.0" encoding="utf-8"?>
-<w:numbering xmlns:wpc="http://schemas.microsoft.com/office/word/2010/wordprocessingCanvas" xmlns:mc="http://schemas.openxmlformats.org/markup-compatibility/2006" xmlns:o="urn:schemas-microsoft-com:office:office" xmlns:r="http://schemas.openxmlformats.org/officeDocument/2006/relationships" xmlns:m="http://schemas.openxmlformats.org/officeDocument/2006/math" xmlns:v="urn:schemas-microsoft-com:vml" xmlns:wp14="http://schemas.microsoft.com/office/word/2010/wordprocessingDrawing" xmlns:wp="http://schemas.openxmlformats.org/drawingml/2006/wordprocessingDrawing" xmlns:w10="urn:schemas-microsoft-com:office:word" xmlns:w="http://schemas.openxmlformats.org/wordprocessingml/2006/main" xmlns:w14="http://schemas.microsoft.com/office/word/2010/wordml" xmlns:w15="http://schemas.microsoft.com/office/word/2012/wordml" xmlns:wpg="http://schemas.microsoft.com/office/word/2010/wordprocessingGroup" xmlns:wpi="http://schemas.microsoft.com/office/word/2010/wordprocessingInk" xmlns:wne="http://schemas.microsoft.com/office/word/2006/wordml" xmlns:wps="http://schemas.microsoft.com/office/word/2010/wordprocessingShape" mc:Ignorable="w14 w15 wp14">
+<w:numbering xmlns:wpc="http://schemas.microsoft.com/office/word/2010/wordprocessingCanvas" xmlns:cx="http://schemas.microsoft.com/office/drawing/2014/chartex" xmlns:cx1="http://schemas.microsoft.com/office/drawing/2015/9/8/chartex" xmlns:cx2="http://schemas.microsoft.com/office/drawing/2015/10/21/chartex" xmlns:cx3="http://schemas.microsoft.com/office/drawing/2016/5/9/chartex" xmlns:cx4="http://schemas.microsoft.com/office/drawing/2016/5/10/chartex" xmlns:cx5="http://schemas.microsoft.com/office/drawing/2016/5/11/chartex" xmlns:cx6="http://schemas.microsoft.com/office/drawing/2016/5/12/chartex" xmlns:cx7="http://schemas.microsoft.com/office/drawing/2016/5/13/chartex" xmlns:cx8="http://schemas.microsoft.com/office/drawing/2016/5/14/chartex" xmlns:mc="http://schemas.openxmlformats.org/markup-compatibility/2006" xmlns:aink="http://schemas.microsoft.com/office/drawing/2016/ink" xmlns:am3d="http://schemas.microsoft.com/office/drawing/2017/model3d" xmlns:o="urn:schemas-microsoft-com:office:office" xmlns:r="http://schemas.openxmlformats.org/officeDocument/2006/relationships" xmlns:m="http://schemas.openxmlformats.org/officeDocument/2006/math" xmlns:v="urn:schemas-microsoft-com:vml" xmlns:wp14="http://schemas.microsoft.com/office/word/2010/wordprocessingDrawing" xmlns:wp="http://schemas.openxmlformats.org/drawingml/2006/wordprocessingDrawing" xmlns:w10="urn:schemas-microsoft-com:office:word" xmlns:w="http://schemas.openxmlformats.org/wordprocessingml/2006/main" xmlns:w14="http://schemas.microsoft.com/office/word/2010/wordml" xmlns:w15="http://schemas.microsoft.com/office/word/2012/wordml" xmlns:w16cid="http://schemas.microsoft.com/office/word/2016/wordml/cid" xmlns:w16se="http://schemas.microsoft.com/office/word/2015/wordml/symex" xmlns:wpg="http://schemas.microsoft.com/office/word/2010/wordprocessingGroup" xmlns:wpi="http://schemas.microsoft.com/office/word/2010/wordprocessingInk" xmlns:wne="http://schemas.microsoft.com/office/word/2006/wordml" xmlns:wps="http://schemas.microsoft.com/office/word/2010/wordprocessingShape" mc:Ignorable="w14 w15 w16se w16cid wp14">
   <w:abstractNum w:abstractNumId="0" w15:restartNumberingAfterBreak="0">
     <w:nsid w:val="15866224"/>
     <w:multiLevelType w:val="multilevel"/>
@@ -4447,7 +4452,7 @@
 </file>
 
 <file path=word/styles.xml><?xml version="1.0" encoding="utf-8"?>
-<w:styles xmlns:mc="http://schemas.openxmlformats.org/markup-compatibility/2006" xmlns:r="http://schemas.openxmlformats.org/officeDocument/2006/relationships" xmlns:w="http://schemas.openxmlformats.org/wordprocessingml/2006/main" xmlns:w14="http://schemas.microsoft.com/office/word/2010/wordml" xmlns:w15="http://schemas.microsoft.com/office/word/2012/wordml" mc:Ignorable="w14 w15">
+<w:styles xmlns:mc="http://schemas.openxmlformats.org/markup-compatibility/2006" xmlns:r="http://schemas.openxmlformats.org/officeDocument/2006/relationships" xmlns:w="http://schemas.openxmlformats.org/wordprocessingml/2006/main" xmlns:w14="http://schemas.microsoft.com/office/word/2010/wordml" xmlns:w15="http://schemas.microsoft.com/office/word/2012/wordml" xmlns:w16cid="http://schemas.microsoft.com/office/word/2016/wordml/cid" xmlns:w16se="http://schemas.microsoft.com/office/word/2015/wordml/symex" mc:Ignorable="w14 w15 w16se w16cid">
   <w:docDefaults>
     <w:rPrDefault>
       <w:rPr>
@@ -4463,7 +4468,7 @@
       </w:pPr>
     </w:pPrDefault>
   </w:docDefaults>
-  <w:latentStyles w:defLockedState="0" w:defUIPriority="99" w:defSemiHidden="0" w:defUnhideWhenUsed="0" w:defQFormat="0" w:count="371">
+  <w:latentStyles w:defLockedState="0" w:defUIPriority="99" w:defSemiHidden="0" w:defUnhideWhenUsed="0" w:defQFormat="0" w:count="375">
     <w:lsdException w:name="Normal" w:uiPriority="0" w:qFormat="1"/>
     <w:lsdException w:name="heading 1" w:uiPriority="9" w:qFormat="1"/>
     <w:lsdException w:name="heading 2" w:semiHidden="1" w:uiPriority="9" w:unhideWhenUsed="1" w:qFormat="1"/>
@@ -4569,7 +4574,6 @@
     <w:lsdException w:name="HTML Sample" w:semiHidden="1" w:unhideWhenUsed="1"/>
     <w:lsdException w:name="HTML Typewriter" w:semiHidden="1" w:unhideWhenUsed="1"/>
     <w:lsdException w:name="HTML Variable" w:semiHidden="1" w:unhideWhenUsed="1"/>
-    <w:lsdException w:name="Normal Table" w:semiHidden="1" w:unhideWhenUsed="1"/>
     <w:lsdException w:name="annotation subject" w:semiHidden="1" w:unhideWhenUsed="1"/>
     <w:lsdException w:name="No List" w:semiHidden="1" w:unhideWhenUsed="1"/>
     <w:lsdException w:name="Outline List 1" w:semiHidden="1" w:unhideWhenUsed="1"/>
@@ -4613,10 +4617,8 @@
     <w:lsdException w:name="Table Elegant" w:semiHidden="1" w:unhideWhenUsed="1"/>
     <w:lsdException w:name="Table Professional" w:semiHidden="1" w:unhideWhenUsed="1"/>
     <w:lsdException w:name="Table Subtle 1" w:semiHidden="1" w:unhideWhenUsed="1"/>
-    <w:lsdException w:name="Table Subtle 2" w:semiHidden="1" w:unhideWhenUsed="1"/>
     <w:lsdException w:name="Table Web 1" w:semiHidden="1" w:unhideWhenUsed="1"/>
     <w:lsdException w:name="Table Web 2" w:semiHidden="1" w:unhideWhenUsed="1"/>
-    <w:lsdException w:name="Table Web 3" w:semiHidden="1" w:unhideWhenUsed="1"/>
     <w:lsdException w:name="Balloon Text" w:semiHidden="1" w:unhideWhenUsed="1"/>
     <w:lsdException w:name="Table Grid" w:uiPriority="59"/>
     <w:lsdException w:name="Table Theme" w:semiHidden="1" w:unhideWhenUsed="1"/>
@@ -4835,6 +4837,10 @@
     <w:lsdException w:name="List Table 5 Dark Accent 6" w:uiPriority="50"/>
     <w:lsdException w:name="List Table 6 Colorful Accent 6" w:uiPriority="51"/>
     <w:lsdException w:name="List Table 7 Colorful Accent 6" w:uiPriority="52"/>
+    <w:lsdException w:name="Mention" w:semiHidden="1" w:unhideWhenUsed="1"/>
+    <w:lsdException w:name="Smart Hyperlink" w:semiHidden="1" w:unhideWhenUsed="1"/>
+    <w:lsdException w:name="Hashtag" w:semiHidden="1" w:unhideWhenUsed="1"/>
+    <w:lsdException w:name="Unresolved Mention" w:semiHidden="1" w:unhideWhenUsed="1"/>
   </w:latentStyles>
   <w:style w:type="paragraph" w:default="1" w:styleId="Normal">
     <w:name w:val="Normal"/>
@@ -5379,11 +5385,35 @@
       <w:u w:val="single"/>
     </w:rPr>
   </w:style>
+  <w:style w:type="paragraph" w:styleId="Textodebalo">
+    <w:name w:val="Balloon Text"/>
+    <w:basedOn w:val="Normal"/>
+    <w:link w:val="TextodebaloChar"/>
+    <w:uiPriority w:val="99"/>
+    <w:semiHidden/>
+    <w:unhideWhenUsed/>
+    <w:rsid w:val="00E62233"/>
+    <w:rPr>
+      <w:rFonts w:ascii="Segoe UI" w:hAnsi="Segoe UI" w:cs="Segoe UI"/>
+      <w:sz w:val="18"/>
+      <w:szCs w:val="18"/>
+    </w:rPr>
+  </w:style>
+  <w:style w:type="character" w:customStyle="1" w:styleId="TextodebaloChar">
+    <w:name w:val="Texto de balão Char"/>
+    <w:basedOn w:val="Fontepargpadro"/>
+    <w:link w:val="Textodebalo"/>
+    <w:uiPriority w:val="99"/>
+    <w:semiHidden/>
+    <w:rsid w:val="00E62233"/>
+    <w:rPr>
+      <w:rFonts w:ascii="Segoe UI" w:eastAsia="Times New Roman" w:hAnsi="Segoe UI" w:cs="Segoe UI"/>
+      <w:sz w:val="18"/>
+      <w:szCs w:val="18"/>
+      <w:lang w:eastAsia="pt-BR"/>
+    </w:rPr>
+  </w:style>
 </w:styles>
-</file>
-
-<file path=word/activeX/activeX1.xml><?xml version="1.0" encoding="utf-8"?>
-<ax:ocx xmlns:ax="http://schemas.microsoft.com/office/2006/activeX" xmlns:r="http://schemas.openxmlformats.org/officeDocument/2006/relationships" ax:classid="{D7053240-CE69-11CD-A777-00DD01143C57}" ax:persistence="persistStorage" r:id="rId1"/>
 </file>
 
 <file path=word/theme/theme1.xml><?xml version="1.0" encoding="utf-8"?>
@@ -5686,7 +5716,7 @@
 </file>
 
 <file path=customXml/itemProps1.xml><?xml version="1.0" encoding="utf-8"?>
-<ds:datastoreItem xmlns:ds="http://schemas.openxmlformats.org/officeDocument/2006/customXml" ds:itemID="{A4A5B48E-C079-40EB-82C5-A2AACF4F8706}">
+<ds:datastoreItem xmlns:ds="http://schemas.openxmlformats.org/officeDocument/2006/customXml" ds:itemID="{3EC7C9D1-71BB-4400-9E9E-8BD1114DCEB3}">
   <ds:schemaRefs>
     <ds:schemaRef ds:uri="http://schemas.openxmlformats.org/officeDocument/2006/bibliography"/>
   </ds:schemaRefs>
